--- a/templates/P3-PETITION.docx
+++ b/templates/P3-PETITION.docx
@@ -707,7 +707,7 @@
           <w:i w:val="0"/>
           <w:sz w:val="24"/>
         </w:rPr>
-        <w:t>{#is_testate}The decedent’s last will dated {will_date}, {will_year}{#codicil_dates}, and codicil(s) dated {codicil_dates}{/codicil_dates}, {#will_status_original}is in the possession of the court or accompanies this petition.{/will_status_original}{#will_status_authenticated_other}An authenticated copy of the will and/or codicil deposited with or probated in another jurisdiction accompanies this petition.{/will_status_authenticated_other}{#will_status_authenticated_notarial}An authenticated copy of the notarial will or codicil, the original of which is in the possession of a foreign notary, accompanies this petition.{/will_status_authenticated_notarial} Petitioner is unaware of any unrevoked will or codicil of decedent other than as set forth above.{/is_testate}{^is_testate}After the exercise of reasonable diligence, petitioner is unaware of any unrevoked wills or codicils of decedent.{/is_testate}</w:t>
+        <w:t>{#is_testate}The decedent’s last will dated {will_date}, {will_year}{#codicil_dates}, and codicil(s) dated {codicil_dates}{/codicil_dates}, accompanies this petition. Petitioner is unaware of any unrevoked will or codicil of decedent other than as set forth above.{/is_testate}{^is_testate}After the exercise of reasonable diligence, petitioner is unaware of any unrevoked wills or codicils of decedent.{/is_testate}</w:t>
       </w:r>
     </w:p>
     <w:p>
@@ -771,7 +771,7 @@
           <w:i w:val="0"/>
           <w:sz w:val="24"/>
         </w:rPr>
-        <w:t>Signed on this _____ day of {signing_month} {signing_year}.</w:t>
+        <w:t>Signed on this _____ day of ______________________, 20____.</w:t>
       </w:r>
     </w:p>
     <w:p>

--- a/templates/P3-PETITION.docx
+++ b/templates/P3-PETITION.docx
@@ -707,7 +707,7 @@
           <w:i w:val="0"/>
           <w:sz w:val="24"/>
         </w:rPr>
-        <w:t>{#is_testate}The decedent’s last will dated {will_date}, {will_year}{#codicil_dates}, and codicil(s) dated {codicil_dates}{/codicil_dates}, accompanies this petition. Petitioner is unaware of any unrevoked will or codicil of decedent other than as set forth above.{/is_testate}{^is_testate}After the exercise of reasonable diligence, petitioner is unaware of any unrevoked wills or codicils of decedent.{/is_testate}</w:t>
+        <w:t>{#is_testate}The decedent’s last will dated {will_date}{#codicil_dates}, and codicil(s) dated {codicil_dates}{/codicil_dates}, accompanies this petition. Petitioner is unaware of any unrevoked will or codicil of decedent other than as set forth above.{/is_testate}{^is_testate}After the exercise of reasonable diligence, petitioner is unaware of any unrevoked wills or codicils of decedent.{/is_testate}</w:t>
       </w:r>
     </w:p>
     <w:p>

--- a/templates/P3-PETITION.docx
+++ b/templates/P3-PETITION.docx
@@ -10,11 +10,11 @@
       <w:r>
         <w:rPr>
           <w:rFonts w:ascii="Times New Roman" w:hAnsi="Times New Roman" w:cs="Times New Roman"/>
-          <w:b w:val="0"/>
+          <w:b/>
           <w:i w:val="0"/>
           <w:sz w:val="24"/>
         </w:rPr>
-        <w:t>IN THE CIRCUIT COURT FOR {county} COUNTY, FLORIDA</w:t>
+        <w:t>IN THE CIRCUIT COURT FOR {county_caption} COUNTY, FLORIDA</w:t>
       </w:r>
     </w:p>
     <w:tbl>
@@ -48,7 +48,7 @@
             <w:r>
               <w:rPr>
                 <w:rFonts w:ascii="Times New Roman" w:hAnsi="Times New Roman" w:cs="Times New Roman"/>
-                <w:b w:val="0"/>
+                <w:b/>
                 <w:i w:val="0"/>
                 <w:sz w:val="24"/>
               </w:rPr>
@@ -68,7 +68,7 @@
             <w:r>
               <w:rPr>
                 <w:rFonts w:ascii="Times New Roman" w:hAnsi="Times New Roman" w:cs="Times New Roman"/>
-                <w:b w:val="0"/>
+                <w:b/>
                 <w:i w:val="0"/>
                 <w:sz w:val="24"/>
               </w:rPr>
@@ -90,7 +90,7 @@
             <w:r>
               <w:rPr>
                 <w:rFonts w:ascii="Times New Roman" w:hAnsi="Times New Roman" w:cs="Times New Roman"/>
-                <w:b w:val="0"/>
+                <w:b/>
                 <w:i w:val="0"/>
                 <w:sz w:val="24"/>
               </w:rPr>
@@ -123,7 +123,7 @@
             <w:r>
               <w:rPr>
                 <w:rFonts w:ascii="Times New Roman" w:hAnsi="Times New Roman" w:cs="Times New Roman"/>
-                <w:b w:val="0"/>
+                <w:b/>
                 <w:i w:val="0"/>
                 <w:sz w:val="24"/>
               </w:rPr>
@@ -143,7 +143,7 @@
             <w:r>
               <w:rPr>
                 <w:rFonts w:ascii="Times New Roman" w:hAnsi="Times New Roman" w:cs="Times New Roman"/>
-                <w:b w:val="0"/>
+                <w:b/>
                 <w:i w:val="0"/>
                 <w:sz w:val="24"/>
               </w:rPr>
@@ -176,7 +176,7 @@
             <w:r>
               <w:rPr>
                 <w:rFonts w:ascii="Times New Roman" w:hAnsi="Times New Roman" w:cs="Times New Roman"/>
-                <w:b w:val="0"/>
+                <w:b/>
                 <w:i w:val="0"/>
                 <w:sz w:val="24"/>
               </w:rPr>

--- a/templates/P3-PETITION.docx
+++ b/templates/P3-PETITION.docx
@@ -707,7 +707,7 @@
           <w:i w:val="0"/>
           <w:sz w:val="24"/>
         </w:rPr>
-        <w:t>{#is_testate}The decedent’s last will dated {will_date}{#codicil_dates}, and codicil(s) dated {codicil_dates}{/codicil_dates}, accompanies this petition. Petitioner is unaware of any unrevoked will or codicil of decedent other than as set forth above.{/is_testate}{^is_testate}After the exercise of reasonable diligence, petitioner is unaware of any unrevoked wills or codicils of decedent.{/is_testate}</w:t>
+        <w:t>{#is_testate}The decedent’s last will dated {will_date}{#has_codicil}, and codicil(s) dated {codicil_dates}{/has_codicil}, accompanies this petition. Petitioner is unaware of any unrevoked will or codicil of decedent other than as set forth above.{/is_testate}{^is_testate}After the exercise of reasonable diligence, petitioner is unaware of any unrevoked wills or codicils of decedent.{/is_testate}</w:t>
       </w:r>
     </w:p>
     <w:p>

--- a/templates/P3-PETITION.docx
+++ b/templates/P3-PETITION.docx
@@ -755,7 +755,23 @@
           <w:i w:val="0"/>
           <w:sz w:val="24"/>
         </w:rPr>
-        <w:t>{#county_is_broward}The undersigned hereby certifies that generative artificial intelligence was used to prepare this Petition for Administration. The undersigned has independently verified the accuracy of every citation to the law and/or the record, and the accuracy of any language drafted by generative artificial intelligence, including quotations, citations, paraphrased assertions, facts, and legal analysis.{/county_is_broward}</w:t>
+        <w:t>{#used_ai}{#county_is_broward}The undersigned hereby certifies that generative artificial intelligence was used to prepare this Petition for Administration. The undersigned has independently verified the accuracy of every citation to the law and/or the record, and the accuracy of any language drafted by generative artificial intelligence, including quotations, citations, paraphrased assertions, facts, and legal analysis.{/county_is_broward}{/used_ai}</w:t>
+      </w:r>
+    </w:p>
+    <w:p>
+      <w:pPr>
+        <w:spacing w:before="120" w:after="360"/>
+        <w:ind w:firstLine="720"/>
+        <w:jc w:val="left"/>
+      </w:pPr>
+      <w:r>
+        <w:rPr>
+          <w:rFonts w:ascii="Times New Roman" w:hAnsi="Times New Roman" w:cs="Times New Roman"/>
+          <w:b w:val="0"/>
+          <w:i w:val="0"/>
+          <w:sz w:val="24"/>
+        </w:rPr>
+        <w:t>{#used_ai}{#county_is_miami_dade}Generative artificial intelligence was used in the preparation of this filing. The undersigned certifies that all factual assertions, legal authority, and citations have been independently reviewed and verified for accuracy and accepts full responsibility for the contents of this filing.{/county_is_miami_dade}{/used_ai}</w:t>
       </w:r>
     </w:p>
     <w:p>
